--- a/report/AIMLCZG523_Assignment_01_report.docx
+++ b/report/AIMLCZG523_Assignment_01_report.docx
@@ -480,25 +480,29 @@
     <w:p>
       <w:pPr>
         <w:pStyle w:val="Smallnote"/>
-      </w:pPr>
-      <w:r>
+        <w:rPr>
+          <w:color w:val="auto"/>
+        </w:rPr>
+      </w:pPr>
+      <w:r>
+        <w:rPr>
+          <w:color w:val="auto"/>
+        </w:rPr>
         <w:t>Repository: https://github.com/Rengaprakash4440/AIMLCZG523_Assignment_01</w:t>
       </w:r>
     </w:p>
     <w:p>
       <w:pPr>
         <w:pStyle w:val="Smallnote"/>
-      </w:pPr>
-      <w:r>
+        <w:rPr>
+          <w:color w:val="auto"/>
+        </w:rPr>
+      </w:pPr>
+      <w:r>
+        <w:rPr>
+          <w:color w:val="auto"/>
+        </w:rPr>
         <w:t>Demonstration video: [INSERT VERIFIED VIDEO URL BEFORE SUBMISSION]</w:t>
-      </w:r>
-    </w:p>
-    <w:p>
-      <w:pPr>
-        <w:pStyle w:val="Smallnote"/>
-      </w:pPr>
-      <w:r>
-        <w:t>Scope: academic demonstration using public/synthetic data. This model is not clinically validated and the HTTP endpoint should not be used with real patient information.</w:t>
       </w:r>
     </w:p>
     <w:p>
@@ -781,9 +785,29 @@
     <w:p>
       <w:pPr>
         <w:pStyle w:val="Smallnote"/>
-      </w:pPr>
-      <w:r>
-        <w:t>Reproduction: python -m src.download_data followed by data cleaning; figures and notebook are stored under report/figures/ and report/notebooks/01_eda.ipynb.</w:t>
+        <w:rPr>
+          <w:color w:val="auto"/>
+        </w:rPr>
+      </w:pPr>
+      <w:r>
+        <w:rPr>
+          <w:color w:val="auto"/>
+        </w:rPr>
+        <w:t xml:space="preserve">Reproduction: python -m </w:t>
+      </w:r>
+      <w:proofErr w:type="gramStart"/>
+      <w:r>
+        <w:rPr>
+          <w:color w:val="auto"/>
+        </w:rPr>
+        <w:t>src.download</w:t>
+      </w:r>
+      <w:proofErr w:type="gramEnd"/>
+      <w:r>
+        <w:rPr>
+          <w:color w:val="auto"/>
+        </w:rPr>
+        <w:t>_data followed by data cleaning; figures and notebook are stored under report/figures/ and report/notebooks/01_eda.ipynb.</w:t>
       </w:r>
     </w:p>
     <w:p>
@@ -807,7 +831,7 @@
     </w:p>
     <w:p>
       <w:r>
-        <w:t>The 303 records were split into stratified 80% training (242) and 20% held-out testing (61) sets using seed 42. GridSearchCV evaluated Logistic Regression and Random Forest using five-fold stratified cross-validation with ROC-AUC for refitting. The held-out test split was used for final evaluation.</w:t>
+        <w:t>The 303 records were split into stratified 80% training (242) and 20% held-out testing (61) sets using seed 42. GridSearchCV tuned Logistic Regression and Random Forest using five-fold stratified cross-validation with ROC-AUC for refitting. The held-out test set was evaluated for both candidates to report performance; it was not used by the automated final-model selection rule.</w:t>
       </w:r>
     </w:p>
     <w:tbl>
@@ -940,7 +964,7 @@
               <w:rPr>
                 <w:sz w:val="17"/>
               </w:rPr>
-              <w:t>0.902</w:t>
+              <w:t>0.902493</w:t>
             </w:r>
           </w:p>
         </w:tc>
@@ -963,7 +987,7 @@
               <w:rPr>
                 <w:sz w:val="17"/>
               </w:rPr>
-              <w:t>0.902</w:t>
+              <w:t>0.901952</w:t>
             </w:r>
           </w:p>
         </w:tc>
@@ -1355,7 +1379,7 @@
     </w:p>
     <w:p>
       <w:r>
-        <w:t>Model selection methodology and limitation. Stratified five-fold GridSearchCV used ROC-AUC as its model-selection metric. Logistic Regression and Random Forest each achieved approximately 0.902 cross-validated ROC-AUC, so their validation results did not establish a clear performance winner. Logistic Regression (C = 1) was retained as a simpler, more interpretable inference choice; the best Random Forest used 100 trees, maximum depth 5 and minimum leaf size 3. The original comparison also cited the higher test recall (0.929 versus 0.893) and test ROC-AUC (0.966 versus 0.948) of Logistic Regression on the 61-record test split. Because test results informed the comparison, the reported test performance may be optimistically biased and is not a fully independent post-selection estimate. Future experiments should select the model using cross-validation and predefined tie-breakers, then evaluate once on a fresh, untouched test set.</w:t>
+        <w:t>Model selection methodology and limitation. The training script (src/train.py) selects the final model using the highest unrounded mean ROC-AUC from five-fold stratified cross-validation. Logistic Regression (C = 1) achieved 0.902493 versus 0.901952 for the best Random Forest (100 trees, maximum depth 5, minimum leaf size 3). Both values round to 0.902 at three decimal places, but this was not an exact tie. Logistic Regression was therefore selected by the implemented cross-validation score comparison; simpler inference and interpretability are additional practical benefits, not programmed tie-breakers. Test accuracy, recall and ROC-AUC were recorded for both candidates on the 61-record held-out split but were not inputs to the automated selection condition. Because the cross-validation difference is very small and the test set contains only 61 cases, performance estimates remain uncertain; a new independent evaluation would strengthen confidence. The precise CV values are recorded in models/gridsearch_*.csv.</w:t>
       </w:r>
     </w:p>
     <w:tbl>
@@ -1730,8 +1754,14 @@
     <w:p>
       <w:pPr>
         <w:pStyle w:val="Smallnote"/>
-      </w:pPr>
-      <w:r>
+        <w:rPr>
+          <w:color w:val="auto"/>
+        </w:rPr>
+      </w:pPr>
+      <w:r>
+        <w:rPr>
+          <w:color w:val="auto"/>
+        </w:rPr>
         <w:t>Run locally: python -m src.train; inspect using mlflow ui --backend-store-uri sqlite:///mlflow.db.</w:t>
       </w:r>
     </w:p>
@@ -2714,8 +2744,14 @@
     <w:p>
       <w:pPr>
         <w:pStyle w:val="Smallnote"/>
-      </w:pPr>
-      <w:r>
+        <w:rPr>
+          <w:color w:val="auto"/>
+        </w:rPr>
+      </w:pPr>
+      <w:r>
+        <w:rPr>
+          <w:color w:val="auto"/>
+        </w:rPr>
         <w:t>For an authorized local test: docker build -f dockerfiles/Dockerfile -t heart:test .; docker run --rm -p 127.0.0.1:8000:8000 heart:test; curl http://127.0.0.1:8000/health.</w:t>
       </w:r>
     </w:p>
@@ -3513,19 +3549,6 @@
       </w:pPr>
       <w:r>
         <w:t>Evidence retention: archive run #28 workflow results, Trivy scan/ECR image, EKS rollout and smoke test, plus the verified ZAP HTML/JSON files. ZAP follow-up: address both missing security headers, assess caching policy and review the API scan's 96% HTTP 4xx rate before claiming complete endpoint coverage.</w:t>
-      </w:r>
-    </w:p>
-    <w:p>
-      <w:pPr>
-        <w:pStyle w:val="Heading2"/>
-      </w:pPr>
-      <w:r>
-        <w:t>Engineering lessons</w:t>
-      </w:r>
-    </w:p>
-    <w:p>
-      <w:r>
-        <w:t>Key challenges included MLflow serialization compatibility (resolved using cloudpickle), AWS instance-type availability when provisioning EKS, reusable GitHub Actions workflow placement, transient load-balancer DNS resolution and distinguishing vendored pip security findings from upgraded application dependencies. The Trivy gate remained blocking throughout remediation.</w:t>
       </w:r>
     </w:p>
     <w:p>

--- a/report/AIMLCZG523_Assignment_01_report.docx
+++ b/report/AIMLCZG523_Assignment_01_report.docx
@@ -502,7 +502,13 @@
         <w:rPr>
           <w:color w:val="auto"/>
         </w:rPr>
-        <w:t>Demonstration video: [INSERT VERIFIED VIDEO URL BEFORE SUBMISSION]</w:t>
+        <w:t xml:space="preserve">Demonstration video: </w:t>
+      </w:r>
+      <w:r>
+        <w:rPr>
+          <w:color w:val="auto"/>
+        </w:rPr>
+        <w:t>https://drive.google.com/file/d/1uNjzcRxA39qHJvK9NPUdgGGVSy90_TAI/view?usp=sharing</w:t>
       </w:r>
     </w:p>
     <w:p>
@@ -3937,10 +3943,7 @@
               <w:spacing w:after="0" w:line="254" w:lineRule="auto"/>
             </w:pPr>
             <w:r>
-              <w:rPr>
-                <w:sz w:val="16"/>
-              </w:rPr>
-              <w:t>[INSERT VERIFIED SHAREABLE VIDEO URL]</w:t>
+              <w:t>https://drive.google.com/file/d/1uNjzcRxA39qHJvK9NPUdgGGVSy90_TAI/view?usp=sharing</w:t>
             </w:r>
           </w:p>
         </w:tc>
